--- a/facilitator-guide-status-report.docx
+++ b/facilitator-guide-status-report.docx
@@ -937,6 +937,147 @@
       </w:r>
       <w:r>
         <w:t xml:space="preserve"> after every iteration. Inside the project, teams use the lifecycle tools (Team Charter, Prioritisation, Sprint Planning and Review) and the break-down tools.</w:t>
+      </w:r>
+    </w:p>
+    <w:p>
+      <w:pPr>
+        <w:pStyle w:val="Heading1"/>
+      </w:pPr>
+      <w:r>
+        <w:t xml:space="preserve">Recreate it in your whiteboard</w:t>
+      </w:r>
+    </w:p>
+    <w:p>
+      <w:pPr>
+        <w:pStyle w:val="Small"/>
+      </w:pPr>
+      <w:r>
+        <w:t xml:space="preserve">Paste this into your whiteboard's AI assistant (for example Miro AI or Atlassian Rovo) or a general assistant, to get an editable, native version of the board. Results vary by tool, so expect to tidy it up. For an exact copy, import the SVG as a locked background instead.</w:t>
+      </w:r>
+    </w:p>
+    <w:p>
+      <w:r>
+        <w:t xml:space="preserve">Create an editable whiteboard for “Outcome Status Report”, a workshop board.</w:t>
+      </w:r>
+    </w:p>
+    <w:p>
+      <w:r>
+        <w:t xml:space="preserve">Purpose: A one-page update built on outcomes, a forecast range, risks and the decisions needed, not traffic lights.</w:t>
+      </w:r>
+    </w:p>
+    <w:p>
+      <w:r>
+        <w:t xml:space="preserve">Layout: a wide landscape board (about 16:11). Make one frame per section below, placed as described. In each frame, add the section name as a heading, then its content as short text labels or empty fields to fill in. Leave space in each frame for sticky notes. Use the header colour given. Keep the wording as written and don't add extra content.</w:t>
+      </w:r>
+    </w:p>
+    <w:p>
+      <w:r>
+        <w:t xml:space="preserve">Header fields to fill in: Project, Report Date</w:t>
+      </w:r>
+    </w:p>
+    <w:p>
+      <w:r>
+        <w:t xml:space="preserve">Sections:</w:t>
+      </w:r>
+    </w:p>
+    <w:p>
+      <w:r>
+        <w:t xml:space="preserve">1. Headline: top full width, about 100% wide and 15% tall; header colour purple.</w:t>
+      </w:r>
+    </w:p>
+    <w:p>
+      <w:r>
+        <w:t xml:space="preserve">   Subtitle: If they read only this</w:t>
+      </w:r>
+    </w:p>
+    <w:p>
+      <w:r>
+        <w:t xml:space="preserve">   Content: Confidence: · Since last time: · In one sentence: · 1. 2 · 3. 4 · 5. ↑ · → · ↓ · Because:</w:t>
+      </w:r>
+    </w:p>
+    <w:p>
+      <w:r>
+        <w:t xml:space="preserve">2. Outcomes: middle left, about 65% wide and 40% tall; header colour emerald green.</w:t>
+      </w:r>
+    </w:p>
+    <w:p>
+      <w:r>
+        <w:t xml:space="preserve">   Subtitle: What's changed for customers and the business</w:t>
+      </w:r>
+    </w:p>
+    <w:p>
+      <w:r>
+        <w:t xml:space="preserve">   Content: Outcome: · Measure: · Start: · Now: · Target: · Trend:</w:t>
+      </w:r>
+    </w:p>
+    <w:p>
+      <w:r>
+        <w:t xml:space="preserve">3. Forecast: middle right, about 35% wide and 40% tall; header colour amber.</w:t>
+      </w:r>
+    </w:p>
+    <w:p>
+      <w:r>
+        <w:t xml:space="preserve">   Subtitle: A range, with its assumptions</w:t>
+      </w:r>
+    </w:p>
+    <w:p>
+      <w:r>
+        <w:t xml:space="preserve">   Content: Likely finish range: · Work done / remaining: · Scope change since last report: · Has the forecast moved? · No · Earlier · Later · Why: · See the Release Forecast board for the burn-up.</w:t>
+      </w:r>
+    </w:p>
+    <w:p>
+      <w:r>
+        <w:t xml:space="preserve">4. Delivered &amp; Learned: bottom left, about 35% wide and 40% tall; header colour blue.</w:t>
+      </w:r>
+    </w:p>
+    <w:p>
+      <w:r>
+        <w:t xml:space="preserve">   Subtitle: Since the last report</w:t>
+      </w:r>
+    </w:p>
+    <w:p>
+      <w:r>
+        <w:t xml:space="preserve">   Content: Delivered (working, in use): · Learned (what changed our thinking):</w:t>
+      </w:r>
+    </w:p>
+    <w:p>
+      <w:r>
+        <w:t xml:space="preserve">5. Top Risks &amp; Issues: bottom centre, about 35% wide and 40% tall; header colour red.</w:t>
+      </w:r>
+    </w:p>
+    <w:p>
+      <w:r>
+        <w:t xml:space="preserve">   Subtitle: From the raid log</w:t>
+      </w:r>
+    </w:p>
+    <w:p>
+      <w:r>
+        <w:t xml:space="preserve">   Content: Risk / issue: · Action: · Owner:</w:t>
+      </w:r>
+    </w:p>
+    <w:p>
+      <w:r>
+        <w:t xml:space="preserve">6. Decisions Needed: bottom right, about 35% wide and 40% tall; header colour dark green.</w:t>
+      </w:r>
+    </w:p>
+    <w:p>
+      <w:r>
+        <w:t xml:space="preserve">   Subtitle: What we need from you</w:t>
+      </w:r>
+    </w:p>
+    <w:p>
+      <w:r>
+        <w:t xml:space="preserve">   Content: Decision: · From whom: · By when: · Next report:</w:t>
+      </w:r>
+    </w:p>
+    <w:p>
+      <w:r>
+        <w:t xml:space="preserve">Footer questions: “What has changed for our customers since the last report?” “What decision do we need, and from whom?”</w:t>
+      </w:r>
+    </w:p>
+    <w:p>
+      <w:r>
+        <w:t xml:space="preserve">Original board for reference: https://eparker71.github.io/agile-ways-of-working/status-report-board.html</w:t>
       </w:r>
     </w:p>
     <w:p>

--- a/facilitator-guide-status-report.docx
+++ b/facilitator-guide-status-report.docx
@@ -262,7 +262,7 @@
         </w:numPr>
       </w:pPr>
       <w:r>
-        <w:t xml:space="preserve">Print the board at A3, or use a digital copy for each report</w:t>
+        <w:t xml:space="preserve">Print the board at A3 or 11×17, or use a digital copy for each report</w:t>
       </w:r>
     </w:p>
     <w:p>

--- a/facilitator-guide-status-report.docx
+++ b/facilitator-guide-status-report.docx
@@ -1047,7 +1047,7 @@
     </w:p>
     <w:p>
       <w:r>
-        <w:t xml:space="preserve">   Subtitle: From the raid log</w:t>
+        <w:t xml:space="preserve">   Subtitle: From the RAID log</w:t>
       </w:r>
     </w:p>
     <w:p>
